--- a/word_templates/FM_SOR_IP_s_2017_bd.docx
+++ b/word_templates/FM_SOR_IP_s_2017_bd.docx
@@ -1,6 +1,6 @@
 
 <file path=word/document.xml><?xml version="1.0" encoding="utf-8"?>
-<w:document xmlns:wpc="http://schemas.microsoft.com/office/word/2010/wordprocessingCanvas" xmlns:cx="http://schemas.microsoft.com/office/drawing/2014/chartex" xmlns:cx1="http://schemas.microsoft.com/office/drawing/2015/9/8/chartex" xmlns:mc="http://schemas.openxmlformats.org/markup-compatibility/2006" xmlns:o="urn:schemas-microsoft-com:office:office" xmlns:r="http://schemas.openxmlformats.org/officeDocument/2006/relationships" xmlns:m="http://schemas.openxmlformats.org/officeDocument/2006/math" xmlns:v="urn:schemas-microsoft-com:vml" xmlns:wp14="http://schemas.microsoft.com/office/word/2010/wordprocessingDrawing" xmlns:wp="http://schemas.openxmlformats.org/drawingml/2006/wordprocessingDrawing" xmlns:w10="urn:schemas-microsoft-com:office:word" xmlns:w="http://schemas.openxmlformats.org/wordprocessingml/2006/main" xmlns:w14="http://schemas.microsoft.com/office/word/2010/wordml" xmlns:w15="http://schemas.microsoft.com/office/word/2012/wordml" xmlns:w16se="http://schemas.microsoft.com/office/word/2015/wordml/symex" xmlns:wpg="http://schemas.microsoft.com/office/word/2010/wordprocessingGroup" xmlns:wpi="http://schemas.microsoft.com/office/word/2010/wordprocessingInk" xmlns:wne="http://schemas.microsoft.com/office/word/2006/wordml" xmlns:wps="http://schemas.microsoft.com/office/word/2010/wordprocessingShape" mc:Ignorable="w14 w15 w16se wp14">
+<w:document xmlns:wpc="http://schemas.microsoft.com/office/word/2010/wordprocessingCanvas" xmlns:cx="http://schemas.microsoft.com/office/drawing/2014/chartex" xmlns:cx1="http://schemas.microsoft.com/office/drawing/2015/9/8/chartex" xmlns:cx2="http://schemas.microsoft.com/office/drawing/2015/10/21/chartex" xmlns:cx3="http://schemas.microsoft.com/office/drawing/2016/5/9/chartex" xmlns:cx4="http://schemas.microsoft.com/office/drawing/2016/5/10/chartex" xmlns:cx5="http://schemas.microsoft.com/office/drawing/2016/5/11/chartex" xmlns:cx6="http://schemas.microsoft.com/office/drawing/2016/5/12/chartex" xmlns:cx7="http://schemas.microsoft.com/office/drawing/2016/5/13/chartex" xmlns:cx8="http://schemas.microsoft.com/office/drawing/2016/5/14/chartex" xmlns:mc="http://schemas.openxmlformats.org/markup-compatibility/2006" xmlns:aink="http://schemas.microsoft.com/office/drawing/2016/ink" xmlns:am3d="http://schemas.microsoft.com/office/drawing/2017/model3d" xmlns:o="urn:schemas-microsoft-com:office:office" xmlns:oel="http://schemas.microsoft.com/office/2019/extlst" xmlns:r="http://schemas.openxmlformats.org/officeDocument/2006/relationships" xmlns:m="http://schemas.openxmlformats.org/officeDocument/2006/math" xmlns:v="urn:schemas-microsoft-com:vml" xmlns:wp14="http://schemas.microsoft.com/office/word/2010/wordprocessingDrawing" xmlns:wp="http://schemas.openxmlformats.org/drawingml/2006/wordprocessingDrawing" xmlns:w10="urn:schemas-microsoft-com:office:word" xmlns:w="http://schemas.openxmlformats.org/wordprocessingml/2006/main" xmlns:w14="http://schemas.microsoft.com/office/word/2010/wordml" xmlns:w15="http://schemas.microsoft.com/office/word/2012/wordml" xmlns:w16cex="http://schemas.microsoft.com/office/word/2018/wordml/cex" xmlns:w16cid="http://schemas.microsoft.com/office/word/2016/wordml/cid" xmlns:w16="http://schemas.microsoft.com/office/word/2018/wordml" xmlns:w16sdtdh="http://schemas.microsoft.com/office/word/2020/wordml/sdtdatahash" xmlns:w16se="http://schemas.microsoft.com/office/word/2015/wordml/symex" xmlns:wpg="http://schemas.microsoft.com/office/word/2010/wordprocessingGroup" xmlns:wpi="http://schemas.microsoft.com/office/word/2010/wordprocessingInk" xmlns:wne="http://schemas.microsoft.com/office/word/2006/wordml" xmlns:wps="http://schemas.microsoft.com/office/word/2010/wordprocessingShape" mc:Ignorable="w14 w15 w16se w16cid w16 w16cex w16sdtdh wp14">
   <w:body>
     <w:p>
       <w:pPr>
@@ -305,7 +305,27 @@
           <w:sz w:val="22"/>
           <w:szCs w:val="22"/>
         </w:rPr>
-        <w:t>Общество с ограниченной ответственностью «ФорМакс»</w:t>
+        <w:t>Общество с ограниченной ответственностью «</w:t>
+      </w:r>
+      <w:proofErr w:type="spellStart"/>
+      <w:r>
+        <w:rPr>
+          <w:b/>
+          <w:bCs/>
+          <w:sz w:val="22"/>
+          <w:szCs w:val="22"/>
+        </w:rPr>
+        <w:t>ФорМакс</w:t>
+      </w:r>
+      <w:proofErr w:type="spellEnd"/>
+      <w:r>
+        <w:rPr>
+          <w:b/>
+          <w:bCs/>
+          <w:sz w:val="22"/>
+          <w:szCs w:val="22"/>
+        </w:rPr>
+        <w:t>»</w:t>
       </w:r>
       <w:r>
         <w:rPr>
@@ -350,8 +370,21 @@
           <w:szCs w:val="22"/>
           <w:shd w:val="clear" w:color="auto" w:fill="FFFFFF"/>
         </w:rPr>
-        <w:t>ой Риммы Ринатовны</w:t>
-      </w:r>
+        <w:t xml:space="preserve">ой Риммы </w:t>
+      </w:r>
+      <w:proofErr w:type="spellStart"/>
+      <w:r>
+        <w:rPr>
+          <w:rStyle w:val="s1"/>
+          <w:b/>
+          <w:bCs/>
+          <w:sz w:val="22"/>
+          <w:szCs w:val="22"/>
+          <w:shd w:val="clear" w:color="auto" w:fill="FFFFFF"/>
+        </w:rPr>
+        <w:t>Ринатовны</w:t>
+      </w:r>
+      <w:proofErr w:type="spellEnd"/>
       <w:r>
         <w:rPr>
           <w:bCs/>
@@ -1036,6 +1069,8 @@
       </w:r>
       <w:r>
         <w:rPr>
+          <w:b/>
+          <w:bCs/>
           <w:color w:val="000000"/>
           <w:sz w:val="22"/>
           <w:szCs w:val="22"/>
@@ -1044,6 +1079,8 @@
       </w:r>
       <w:r>
         <w:rPr>
+          <w:b/>
+          <w:bCs/>
           <w:color w:val="000000"/>
           <w:sz w:val="22"/>
           <w:szCs w:val="22"/>
@@ -1053,6 +1090,8 @@
       </w:r>
       <w:r>
         <w:rPr>
+          <w:b/>
+          <w:bCs/>
           <w:color w:val="000000"/>
           <w:sz w:val="22"/>
           <w:szCs w:val="22"/>
@@ -1061,6 +1100,8 @@
       </w:r>
       <w:r>
         <w:rPr>
+          <w:b/>
+          <w:bCs/>
           <w:color w:val="000000"/>
           <w:sz w:val="22"/>
           <w:szCs w:val="22"/>
@@ -1069,6 +1110,8 @@
       </w:r>
       <w:r>
         <w:rPr>
+          <w:b/>
+          <w:bCs/>
           <w:color w:val="000000"/>
           <w:sz w:val="22"/>
           <w:szCs w:val="22"/>
@@ -1077,6 +1120,8 @@
       </w:r>
       <w:r>
         <w:rPr>
+          <w:b/>
+          <w:bCs/>
           <w:color w:val="000000"/>
           <w:sz w:val="22"/>
           <w:szCs w:val="22"/>
@@ -1086,6 +1131,8 @@
       </w:r>
       <w:r>
         <w:rPr>
+          <w:b/>
+          <w:bCs/>
           <w:color w:val="000000"/>
           <w:sz w:val="22"/>
           <w:szCs w:val="22"/>
@@ -1094,6 +1141,8 @@
       </w:r>
       <w:r>
         <w:rPr>
+          <w:b/>
+          <w:bCs/>
           <w:color w:val="000000"/>
           <w:sz w:val="22"/>
           <w:szCs w:val="22"/>
@@ -1103,6 +1152,8 @@
       </w:r>
       <w:r>
         <w:rPr>
+          <w:b/>
+          <w:bCs/>
           <w:color w:val="000000"/>
           <w:sz w:val="22"/>
           <w:szCs w:val="22"/>
@@ -1111,6 +1162,8 @@
       </w:r>
       <w:r>
         <w:rPr>
+          <w:b/>
+          <w:bCs/>
           <w:color w:val="000000"/>
           <w:sz w:val="22"/>
           <w:szCs w:val="22"/>
@@ -1119,16 +1172,18 @@
       </w:r>
       <w:r>
         <w:rPr>
+          <w:b/>
+          <w:bCs/>
           <w:color w:val="000000"/>
           <w:sz w:val="22"/>
           <w:szCs w:val="22"/>
         </w:rPr>
         <w:t>руб.</w:t>
       </w:r>
-      <w:bookmarkStart w:id="0" w:name="_GoBack"/>
-      <w:bookmarkEnd w:id="0"/>
-      <w:r>
-        <w:rPr>
+      <w:r>
+        <w:rPr>
+          <w:b/>
+          <w:bCs/>
           <w:color w:val="000000"/>
           <w:sz w:val="22"/>
           <w:szCs w:val="22"/>
@@ -1137,6 +1192,8 @@
       </w:r>
       <w:r>
         <w:rPr>
+          <w:b/>
+          <w:bCs/>
           <w:color w:val="000000"/>
           <w:sz w:val="22"/>
           <w:szCs w:val="22"/>
@@ -1145,6 +1202,8 @@
       </w:r>
       <w:r>
         <w:rPr>
+          <w:b/>
+          <w:bCs/>
           <w:color w:val="000000"/>
           <w:sz w:val="22"/>
           <w:szCs w:val="22"/>
@@ -1154,6 +1213,8 @@
       </w:r>
       <w:r>
         <w:rPr>
+          <w:b/>
+          <w:bCs/>
           <w:color w:val="000000"/>
           <w:sz w:val="22"/>
           <w:szCs w:val="22"/>
@@ -1162,19 +1223,47 @@
       </w:r>
       <w:r>
         <w:rPr>
-          <w:color w:val="000000"/>
-          <w:sz w:val="22"/>
-          <w:szCs w:val="22"/>
-        </w:rPr>
-        <w:t xml:space="preserve">коп., </w:t>
-      </w:r>
-      <w:r>
-        <w:rPr>
-          <w:color w:val="000000"/>
-          <w:sz w:val="22"/>
-          <w:szCs w:val="22"/>
-        </w:rPr>
-        <w:t>НДС не облагается на основании пп. 26 п. 2 ст. 149 Налогового кодекса Российской Федерации</w:t>
+          <w:b/>
+          <w:bCs/>
+          <w:color w:val="000000"/>
+          <w:sz w:val="22"/>
+          <w:szCs w:val="22"/>
+        </w:rPr>
+        <w:t>коп</w:t>
+      </w:r>
+      <w:r>
+        <w:rPr>
+          <w:color w:val="000000"/>
+          <w:sz w:val="22"/>
+          <w:szCs w:val="22"/>
+        </w:rPr>
+        <w:t xml:space="preserve">., </w:t>
+      </w:r>
+      <w:r>
+        <w:rPr>
+          <w:color w:val="000000"/>
+          <w:sz w:val="22"/>
+          <w:szCs w:val="22"/>
+        </w:rPr>
+        <w:t xml:space="preserve">НДС не облагается на основании </w:t>
+      </w:r>
+      <w:proofErr w:type="spellStart"/>
+      <w:r>
+        <w:rPr>
+          <w:color w:val="000000"/>
+          <w:sz w:val="22"/>
+          <w:szCs w:val="22"/>
+        </w:rPr>
+        <w:t>пп</w:t>
+      </w:r>
+      <w:proofErr w:type="spellEnd"/>
+      <w:r>
+        <w:rPr>
+          <w:color w:val="000000"/>
+          <w:sz w:val="22"/>
+          <w:szCs w:val="22"/>
+        </w:rPr>
+        <w:t>. 26 п. 2 ст. 149 Налогового кодекса Российской Федерации</w:t>
       </w:r>
       <w:r>
         <w:rPr>
@@ -1266,6 +1355,8 @@
       </w:r>
       <w:r>
         <w:rPr>
+          <w:b/>
+          <w:bCs/>
           <w:sz w:val="22"/>
           <w:szCs w:val="22"/>
         </w:rPr>
@@ -1273,6 +1364,8 @@
       </w:r>
       <w:r>
         <w:rPr>
+          <w:b/>
+          <w:bCs/>
           <w:color w:val="000000"/>
           <w:sz w:val="22"/>
           <w:szCs w:val="22"/>
@@ -1281,11 +1374,21 @@
       </w:r>
       <w:r>
         <w:rPr>
-          <w:color w:val="000000"/>
-          <w:sz w:val="22"/>
-          <w:szCs w:val="22"/>
-        </w:rPr>
-        <w:t>г.</w:t>
+          <w:b/>
+          <w:bCs/>
+          <w:color w:val="000000"/>
+          <w:sz w:val="22"/>
+          <w:szCs w:val="22"/>
+        </w:rPr>
+        <w:t>г</w:t>
+      </w:r>
+      <w:r>
+        <w:rPr>
+          <w:color w:val="000000"/>
+          <w:sz w:val="22"/>
+          <w:szCs w:val="22"/>
+        </w:rPr>
+        <w:t>.</w:t>
       </w:r>
       <w:r>
         <w:rPr>
@@ -1832,6 +1935,15 @@
               </w:rPr>
               <w:t xml:space="preserve"> {{INN}}</w:t>
             </w:r>
+            <w:r>
+              <w:rPr>
+                <w:bCs/>
+                <w:sz w:val="22"/>
+                <w:szCs w:val="22"/>
+                <w:lang w:val="en-US"/>
+              </w:rPr>
+              <w:t>/{{KPP}}</w:t>
+            </w:r>
           </w:p>
         </w:tc>
       </w:tr>
@@ -1862,7 +1974,23 @@
                 <w:sz w:val="22"/>
                 <w:szCs w:val="22"/>
               </w:rPr>
-              <w:t xml:space="preserve">123060, г. Москва, вн. тер. г. муниципальный округ Щукино, </w:t>
+              <w:t xml:space="preserve">123060, г. Москва, </w:t>
+            </w:r>
+            <w:proofErr w:type="spellStart"/>
+            <w:r>
+              <w:rPr>
+                <w:sz w:val="22"/>
+                <w:szCs w:val="22"/>
+              </w:rPr>
+              <w:t>вн</w:t>
+            </w:r>
+            <w:proofErr w:type="spellEnd"/>
+            <w:r>
+              <w:rPr>
+                <w:sz w:val="22"/>
+                <w:szCs w:val="22"/>
+              </w:rPr>
+              <w:t xml:space="preserve">. тер. г. муниципальный округ Щукино, </w:t>
             </w:r>
           </w:p>
           <w:p>
@@ -2359,7 +2487,7 @@
 </file>
 
 <file path=word/endnotes.xml><?xml version="1.0" encoding="utf-8"?>
-<w:endnotes xmlns:wpc="http://schemas.microsoft.com/office/word/2010/wordprocessingCanvas" xmlns:cx="http://schemas.microsoft.com/office/drawing/2014/chartex" xmlns:cx1="http://schemas.microsoft.com/office/drawing/2015/9/8/chartex" xmlns:mc="http://schemas.openxmlformats.org/markup-compatibility/2006" xmlns:o="urn:schemas-microsoft-com:office:office" xmlns:r="http://schemas.openxmlformats.org/officeDocument/2006/relationships" xmlns:m="http://schemas.openxmlformats.org/officeDocument/2006/math" xmlns:v="urn:schemas-microsoft-com:vml" xmlns:wp14="http://schemas.microsoft.com/office/word/2010/wordprocessingDrawing" xmlns:wp="http://schemas.openxmlformats.org/drawingml/2006/wordprocessingDrawing" xmlns:w10="urn:schemas-microsoft-com:office:word" xmlns:w="http://schemas.openxmlformats.org/wordprocessingml/2006/main" xmlns:w14="http://schemas.microsoft.com/office/word/2010/wordml" xmlns:w15="http://schemas.microsoft.com/office/word/2012/wordml" xmlns:w16se="http://schemas.microsoft.com/office/word/2015/wordml/symex" xmlns:wpg="http://schemas.microsoft.com/office/word/2010/wordprocessingGroup" xmlns:wpi="http://schemas.microsoft.com/office/word/2010/wordprocessingInk" xmlns:wne="http://schemas.microsoft.com/office/word/2006/wordml" xmlns:wps="http://schemas.microsoft.com/office/word/2010/wordprocessingShape" mc:Ignorable="w14 w15 w16se wp14">
+<w:endnotes xmlns:wpc="http://schemas.microsoft.com/office/word/2010/wordprocessingCanvas" xmlns:cx="http://schemas.microsoft.com/office/drawing/2014/chartex" xmlns:cx1="http://schemas.microsoft.com/office/drawing/2015/9/8/chartex" xmlns:cx2="http://schemas.microsoft.com/office/drawing/2015/10/21/chartex" xmlns:cx3="http://schemas.microsoft.com/office/drawing/2016/5/9/chartex" xmlns:cx4="http://schemas.microsoft.com/office/drawing/2016/5/10/chartex" xmlns:cx5="http://schemas.microsoft.com/office/drawing/2016/5/11/chartex" xmlns:cx6="http://schemas.microsoft.com/office/drawing/2016/5/12/chartex" xmlns:cx7="http://schemas.microsoft.com/office/drawing/2016/5/13/chartex" xmlns:cx8="http://schemas.microsoft.com/office/drawing/2016/5/14/chartex" xmlns:mc="http://schemas.openxmlformats.org/markup-compatibility/2006" xmlns:aink="http://schemas.microsoft.com/office/drawing/2016/ink" xmlns:am3d="http://schemas.microsoft.com/office/drawing/2017/model3d" xmlns:o="urn:schemas-microsoft-com:office:office" xmlns:oel="http://schemas.microsoft.com/office/2019/extlst" xmlns:r="http://schemas.openxmlformats.org/officeDocument/2006/relationships" xmlns:m="http://schemas.openxmlformats.org/officeDocument/2006/math" xmlns:v="urn:schemas-microsoft-com:vml" xmlns:wp14="http://schemas.microsoft.com/office/word/2010/wordprocessingDrawing" xmlns:wp="http://schemas.openxmlformats.org/drawingml/2006/wordprocessingDrawing" xmlns:w10="urn:schemas-microsoft-com:office:word" xmlns:w="http://schemas.openxmlformats.org/wordprocessingml/2006/main" xmlns:w14="http://schemas.microsoft.com/office/word/2010/wordml" xmlns:w15="http://schemas.microsoft.com/office/word/2012/wordml" xmlns:w16cex="http://schemas.microsoft.com/office/word/2018/wordml/cex" xmlns:w16cid="http://schemas.microsoft.com/office/word/2016/wordml/cid" xmlns:w16="http://schemas.microsoft.com/office/word/2018/wordml" xmlns:w16sdtdh="http://schemas.microsoft.com/office/word/2020/wordml/sdtdatahash" xmlns:w16se="http://schemas.microsoft.com/office/word/2015/wordml/symex" xmlns:wpg="http://schemas.microsoft.com/office/word/2010/wordprocessingGroup" xmlns:wpi="http://schemas.microsoft.com/office/word/2010/wordprocessingInk" xmlns:wne="http://schemas.microsoft.com/office/word/2006/wordml" xmlns:wps="http://schemas.microsoft.com/office/word/2010/wordprocessingShape" mc:Ignorable="w14 w15 w16se w16cid w16 w16cex w16sdtdh wp14">
   <w:endnote w:type="separator" w:id="-1">
     <w:p>
       <w:r>
@@ -2378,7 +2506,7 @@
 </file>
 
 <file path=word/footnotes.xml><?xml version="1.0" encoding="utf-8"?>
-<w:footnotes xmlns:wpc="http://schemas.microsoft.com/office/word/2010/wordprocessingCanvas" xmlns:cx="http://schemas.microsoft.com/office/drawing/2014/chartex" xmlns:cx1="http://schemas.microsoft.com/office/drawing/2015/9/8/chartex" xmlns:mc="http://schemas.openxmlformats.org/markup-compatibility/2006" xmlns:o="urn:schemas-microsoft-com:office:office" xmlns:r="http://schemas.openxmlformats.org/officeDocument/2006/relationships" xmlns:m="http://schemas.openxmlformats.org/officeDocument/2006/math" xmlns:v="urn:schemas-microsoft-com:vml" xmlns:wp14="http://schemas.microsoft.com/office/word/2010/wordprocessingDrawing" xmlns:wp="http://schemas.openxmlformats.org/drawingml/2006/wordprocessingDrawing" xmlns:w10="urn:schemas-microsoft-com:office:word" xmlns:w="http://schemas.openxmlformats.org/wordprocessingml/2006/main" xmlns:w14="http://schemas.microsoft.com/office/word/2010/wordml" xmlns:w15="http://schemas.microsoft.com/office/word/2012/wordml" xmlns:w16se="http://schemas.microsoft.com/office/word/2015/wordml/symex" xmlns:wpg="http://schemas.microsoft.com/office/word/2010/wordprocessingGroup" xmlns:wpi="http://schemas.microsoft.com/office/word/2010/wordprocessingInk" xmlns:wne="http://schemas.microsoft.com/office/word/2006/wordml" xmlns:wps="http://schemas.microsoft.com/office/word/2010/wordprocessingShape" mc:Ignorable="w14 w15 w16se wp14">
+<w:footnotes xmlns:wpc="http://schemas.microsoft.com/office/word/2010/wordprocessingCanvas" xmlns:cx="http://schemas.microsoft.com/office/drawing/2014/chartex" xmlns:cx1="http://schemas.microsoft.com/office/drawing/2015/9/8/chartex" xmlns:cx2="http://schemas.microsoft.com/office/drawing/2015/10/21/chartex" xmlns:cx3="http://schemas.microsoft.com/office/drawing/2016/5/9/chartex" xmlns:cx4="http://schemas.microsoft.com/office/drawing/2016/5/10/chartex" xmlns:cx5="http://schemas.microsoft.com/office/drawing/2016/5/11/chartex" xmlns:cx6="http://schemas.microsoft.com/office/drawing/2016/5/12/chartex" xmlns:cx7="http://schemas.microsoft.com/office/drawing/2016/5/13/chartex" xmlns:cx8="http://schemas.microsoft.com/office/drawing/2016/5/14/chartex" xmlns:mc="http://schemas.openxmlformats.org/markup-compatibility/2006" xmlns:aink="http://schemas.microsoft.com/office/drawing/2016/ink" xmlns:am3d="http://schemas.microsoft.com/office/drawing/2017/model3d" xmlns:o="urn:schemas-microsoft-com:office:office" xmlns:oel="http://schemas.microsoft.com/office/2019/extlst" xmlns:r="http://schemas.openxmlformats.org/officeDocument/2006/relationships" xmlns:m="http://schemas.openxmlformats.org/officeDocument/2006/math" xmlns:v="urn:schemas-microsoft-com:vml" xmlns:wp14="http://schemas.microsoft.com/office/word/2010/wordprocessingDrawing" xmlns:wp="http://schemas.openxmlformats.org/drawingml/2006/wordprocessingDrawing" xmlns:w10="urn:schemas-microsoft-com:office:word" xmlns:w="http://schemas.openxmlformats.org/wordprocessingml/2006/main" xmlns:w14="http://schemas.microsoft.com/office/word/2010/wordml" xmlns:w15="http://schemas.microsoft.com/office/word/2012/wordml" xmlns:w16cex="http://schemas.microsoft.com/office/word/2018/wordml/cex" xmlns:w16cid="http://schemas.microsoft.com/office/word/2016/wordml/cid" xmlns:w16="http://schemas.microsoft.com/office/word/2018/wordml" xmlns:w16sdtdh="http://schemas.microsoft.com/office/word/2020/wordml/sdtdatahash" xmlns:w16se="http://schemas.microsoft.com/office/word/2015/wordml/symex" xmlns:wpg="http://schemas.microsoft.com/office/word/2010/wordprocessingGroup" xmlns:wpi="http://schemas.microsoft.com/office/word/2010/wordprocessingInk" xmlns:wne="http://schemas.microsoft.com/office/word/2006/wordml" xmlns:wps="http://schemas.microsoft.com/office/word/2010/wordprocessingShape" mc:Ignorable="w14 w15 w16se w16cid w16 w16cex w16sdtdh wp14">
   <w:footnote w:type="separator" w:id="-1">
     <w:p>
       <w:r>
@@ -2397,7 +2525,7 @@
 </file>
 
 <file path=word/numbering.xml><?xml version="1.0" encoding="utf-8"?>
-<w:numbering xmlns:wpc="http://schemas.microsoft.com/office/word/2010/wordprocessingCanvas" xmlns:cx="http://schemas.microsoft.com/office/drawing/2014/chartex" xmlns:cx1="http://schemas.microsoft.com/office/drawing/2015/9/8/chartex" xmlns:mc="http://schemas.openxmlformats.org/markup-compatibility/2006" xmlns:o="urn:schemas-microsoft-com:office:office" xmlns:r="http://schemas.openxmlformats.org/officeDocument/2006/relationships" xmlns:m="http://schemas.openxmlformats.org/officeDocument/2006/math" xmlns:v="urn:schemas-microsoft-com:vml" xmlns:wp14="http://schemas.microsoft.com/office/word/2010/wordprocessingDrawing" xmlns:wp="http://schemas.openxmlformats.org/drawingml/2006/wordprocessingDrawing" xmlns:w10="urn:schemas-microsoft-com:office:word" xmlns:w="http://schemas.openxmlformats.org/wordprocessingml/2006/main" xmlns:w14="http://schemas.microsoft.com/office/word/2010/wordml" xmlns:w15="http://schemas.microsoft.com/office/word/2012/wordml" xmlns:w16se="http://schemas.microsoft.com/office/word/2015/wordml/symex" xmlns:wpg="http://schemas.microsoft.com/office/word/2010/wordprocessingGroup" xmlns:wpi="http://schemas.microsoft.com/office/word/2010/wordprocessingInk" xmlns:wne="http://schemas.microsoft.com/office/word/2006/wordml" xmlns:wps="http://schemas.microsoft.com/office/word/2010/wordprocessingShape" mc:Ignorable="w14 w15 w16se wp14">
+<w:numbering xmlns:wpc="http://schemas.microsoft.com/office/word/2010/wordprocessingCanvas" xmlns:cx="http://schemas.microsoft.com/office/drawing/2014/chartex" xmlns:cx1="http://schemas.microsoft.com/office/drawing/2015/9/8/chartex" xmlns:cx2="http://schemas.microsoft.com/office/drawing/2015/10/21/chartex" xmlns:cx3="http://schemas.microsoft.com/office/drawing/2016/5/9/chartex" xmlns:cx4="http://schemas.microsoft.com/office/drawing/2016/5/10/chartex" xmlns:cx5="http://schemas.microsoft.com/office/drawing/2016/5/11/chartex" xmlns:cx6="http://schemas.microsoft.com/office/drawing/2016/5/12/chartex" xmlns:cx7="http://schemas.microsoft.com/office/drawing/2016/5/13/chartex" xmlns:cx8="http://schemas.microsoft.com/office/drawing/2016/5/14/chartex" xmlns:mc="http://schemas.openxmlformats.org/markup-compatibility/2006" xmlns:aink="http://schemas.microsoft.com/office/drawing/2016/ink" xmlns:am3d="http://schemas.microsoft.com/office/drawing/2017/model3d" xmlns:o="urn:schemas-microsoft-com:office:office" xmlns:oel="http://schemas.microsoft.com/office/2019/extlst" xmlns:r="http://schemas.openxmlformats.org/officeDocument/2006/relationships" xmlns:m="http://schemas.openxmlformats.org/officeDocument/2006/math" xmlns:v="urn:schemas-microsoft-com:vml" xmlns:wp14="http://schemas.microsoft.com/office/word/2010/wordprocessingDrawing" xmlns:wp="http://schemas.openxmlformats.org/drawingml/2006/wordprocessingDrawing" xmlns:w10="urn:schemas-microsoft-com:office:word" xmlns:w="http://schemas.openxmlformats.org/wordprocessingml/2006/main" xmlns:w14="http://schemas.microsoft.com/office/word/2010/wordml" xmlns:w15="http://schemas.microsoft.com/office/word/2012/wordml" xmlns:w16cex="http://schemas.microsoft.com/office/word/2018/wordml/cex" xmlns:w16cid="http://schemas.microsoft.com/office/word/2016/wordml/cid" xmlns:w16="http://schemas.microsoft.com/office/word/2018/wordml" xmlns:w16sdtdh="http://schemas.microsoft.com/office/word/2020/wordml/sdtdatahash" xmlns:w16se="http://schemas.microsoft.com/office/word/2015/wordml/symex" xmlns:wpg="http://schemas.microsoft.com/office/word/2010/wordprocessingGroup" xmlns:wpi="http://schemas.microsoft.com/office/word/2010/wordprocessingInk" xmlns:wne="http://schemas.microsoft.com/office/word/2006/wordml" xmlns:wps="http://schemas.microsoft.com/office/word/2010/wordprocessingShape" mc:Ignorable="w14 w15 w16se w16cid w16 w16cex w16sdtdh wp14">
   <w:abstractNum w:abstractNumId="0" w15:restartNumberingAfterBreak="0">
     <w:nsid w:val="4377743B"/>
     <w:multiLevelType w:val="hybridMultilevel"/>
@@ -2880,19 +3008,19 @@
       </w:pPr>
     </w:lvl>
   </w:abstractNum>
-  <w:num w:numId="1">
+  <w:num w:numId="1" w16cid:durableId="528568559">
     <w:abstractNumId w:val="4"/>
   </w:num>
-  <w:num w:numId="2">
+  <w:num w:numId="2" w16cid:durableId="1057168812">
     <w:abstractNumId w:val="2"/>
   </w:num>
-  <w:num w:numId="3">
+  <w:num w:numId="3" w16cid:durableId="1636377314">
     <w:abstractNumId w:val="1"/>
   </w:num>
-  <w:num w:numId="4">
+  <w:num w:numId="4" w16cid:durableId="1741519899">
     <w:abstractNumId w:val="0"/>
   </w:num>
-  <w:num w:numId="5">
+  <w:num w:numId="5" w16cid:durableId="695082981">
     <w:abstractNumId w:val="3"/>
     <w:lvlOverride w:ilvl="0">
       <w:startOverride w:val="1"/>
@@ -2926,7 +3054,7 @@
 </file>
 
 <file path=word/styles.xml><?xml version="1.0" encoding="utf-8"?>
-<w:styles xmlns:mc="http://schemas.openxmlformats.org/markup-compatibility/2006" xmlns:r="http://schemas.openxmlformats.org/officeDocument/2006/relationships" xmlns:w="http://schemas.openxmlformats.org/wordprocessingml/2006/main" xmlns:w14="http://schemas.microsoft.com/office/word/2010/wordml" xmlns:w15="http://schemas.microsoft.com/office/word/2012/wordml" xmlns:w16se="http://schemas.microsoft.com/office/word/2015/wordml/symex" mc:Ignorable="w14 w15 w16se">
+<w:styles xmlns:mc="http://schemas.openxmlformats.org/markup-compatibility/2006" xmlns:r="http://schemas.openxmlformats.org/officeDocument/2006/relationships" xmlns:w="http://schemas.openxmlformats.org/wordprocessingml/2006/main" xmlns:w14="http://schemas.microsoft.com/office/word/2010/wordml" xmlns:w15="http://schemas.microsoft.com/office/word/2012/wordml" xmlns:w16cex="http://schemas.microsoft.com/office/word/2018/wordml/cex" xmlns:w16cid="http://schemas.microsoft.com/office/word/2016/wordml/cid" xmlns:w16="http://schemas.microsoft.com/office/word/2018/wordml" xmlns:w16sdtdh="http://schemas.microsoft.com/office/word/2020/wordml/sdtdatahash" xmlns:w16se="http://schemas.microsoft.com/office/word/2015/wordml/symex" mc:Ignorable="w14 w15 w16se w16cid w16 w16cex w16sdtdh">
   <w:docDefaults>
     <w:rPrDefault>
       <w:rPr>
@@ -2942,7 +3070,7 @@
       </w:pPr>
     </w:pPrDefault>
   </w:docDefaults>
-  <w:latentStyles w:defLockedState="0" w:defUIPriority="99" w:defSemiHidden="0" w:defUnhideWhenUsed="0" w:defQFormat="0" w:count="371">
+  <w:latentStyles w:defLockedState="0" w:defUIPriority="99" w:defSemiHidden="0" w:defUnhideWhenUsed="0" w:defQFormat="0" w:count="376">
     <w:lsdException w:name="Normal" w:uiPriority="0" w:qFormat="1"/>
     <w:lsdException w:name="heading 1" w:uiPriority="9" w:qFormat="1"/>
     <w:lsdException w:name="heading 2" w:semiHidden="1" w:uiPriority="9" w:unhideWhenUsed="1" w:qFormat="1"/>
@@ -3314,6 +3442,11 @@
     <w:lsdException w:name="List Table 5 Dark Accent 6" w:uiPriority="50"/>
     <w:lsdException w:name="List Table 6 Colorful Accent 6" w:uiPriority="51"/>
     <w:lsdException w:name="List Table 7 Colorful Accent 6" w:uiPriority="52"/>
+    <w:lsdException w:name="Mention" w:semiHidden="1" w:unhideWhenUsed="1"/>
+    <w:lsdException w:name="Smart Hyperlink" w:semiHidden="1" w:unhideWhenUsed="1"/>
+    <w:lsdException w:name="Hashtag" w:semiHidden="1" w:unhideWhenUsed="1"/>
+    <w:lsdException w:name="Unresolved Mention" w:semiHidden="1" w:unhideWhenUsed="1"/>
+    <w:lsdException w:name="Smart Link" w:semiHidden="1" w:unhideWhenUsed="1"/>
   </w:latentStyles>
   <w:style w:type="paragraph" w:default="1" w:styleId="a">
     <w:name w:val="Normal"/>

--- a/word_templates/FM_SOR_IP_s_2017_bd.docx
+++ b/word_templates/FM_SOR_IP_s_2017_bd.docx
@@ -1,6 +1,6 @@
 
 <file path=word/document.xml><?xml version="1.0" encoding="utf-8"?>
-<w:document xmlns:wpc="http://schemas.microsoft.com/office/word/2010/wordprocessingCanvas" xmlns:cx="http://schemas.microsoft.com/office/drawing/2014/chartex" xmlns:cx1="http://schemas.microsoft.com/office/drawing/2015/9/8/chartex" xmlns:cx2="http://schemas.microsoft.com/office/drawing/2015/10/21/chartex" xmlns:cx3="http://schemas.microsoft.com/office/drawing/2016/5/9/chartex" xmlns:cx4="http://schemas.microsoft.com/office/drawing/2016/5/10/chartex" xmlns:cx5="http://schemas.microsoft.com/office/drawing/2016/5/11/chartex" xmlns:cx6="http://schemas.microsoft.com/office/drawing/2016/5/12/chartex" xmlns:cx7="http://schemas.microsoft.com/office/drawing/2016/5/13/chartex" xmlns:cx8="http://schemas.microsoft.com/office/drawing/2016/5/14/chartex" xmlns:mc="http://schemas.openxmlformats.org/markup-compatibility/2006" xmlns:aink="http://schemas.microsoft.com/office/drawing/2016/ink" xmlns:am3d="http://schemas.microsoft.com/office/drawing/2017/model3d" xmlns:o="urn:schemas-microsoft-com:office:office" xmlns:oel="http://schemas.microsoft.com/office/2019/extlst" xmlns:r="http://schemas.openxmlformats.org/officeDocument/2006/relationships" xmlns:m="http://schemas.openxmlformats.org/officeDocument/2006/math" xmlns:v="urn:schemas-microsoft-com:vml" xmlns:wp14="http://schemas.microsoft.com/office/word/2010/wordprocessingDrawing" xmlns:wp="http://schemas.openxmlformats.org/drawingml/2006/wordprocessingDrawing" xmlns:w10="urn:schemas-microsoft-com:office:word" xmlns:w="http://schemas.openxmlformats.org/wordprocessingml/2006/main" xmlns:w14="http://schemas.microsoft.com/office/word/2010/wordml" xmlns:w15="http://schemas.microsoft.com/office/word/2012/wordml" xmlns:w16cex="http://schemas.microsoft.com/office/word/2018/wordml/cex" xmlns:w16cid="http://schemas.microsoft.com/office/word/2016/wordml/cid" xmlns:w16="http://schemas.microsoft.com/office/word/2018/wordml" xmlns:w16sdtdh="http://schemas.microsoft.com/office/word/2020/wordml/sdtdatahash" xmlns:w16se="http://schemas.microsoft.com/office/word/2015/wordml/symex" xmlns:wpg="http://schemas.microsoft.com/office/word/2010/wordprocessingGroup" xmlns:wpi="http://schemas.microsoft.com/office/word/2010/wordprocessingInk" xmlns:wne="http://schemas.microsoft.com/office/word/2006/wordml" xmlns:wps="http://schemas.microsoft.com/office/word/2010/wordprocessingShape" mc:Ignorable="w14 w15 w16se w16cid w16 w16cex w16sdtdh wp14">
+<w:document xmlns:wpc="http://schemas.microsoft.com/office/word/2010/wordprocessingCanvas" xmlns:cx="http://schemas.microsoft.com/office/drawing/2014/chartex" xmlns:cx1="http://schemas.microsoft.com/office/drawing/2015/9/8/chartex" xmlns:mc="http://schemas.openxmlformats.org/markup-compatibility/2006" xmlns:o="urn:schemas-microsoft-com:office:office" xmlns:r="http://schemas.openxmlformats.org/officeDocument/2006/relationships" xmlns:m="http://schemas.openxmlformats.org/officeDocument/2006/math" xmlns:v="urn:schemas-microsoft-com:vml" xmlns:wp14="http://schemas.microsoft.com/office/word/2010/wordprocessingDrawing" xmlns:wp="http://schemas.openxmlformats.org/drawingml/2006/wordprocessingDrawing" xmlns:w10="urn:schemas-microsoft-com:office:word" xmlns:w="http://schemas.openxmlformats.org/wordprocessingml/2006/main" xmlns:w14="http://schemas.microsoft.com/office/word/2010/wordml" xmlns:w15="http://schemas.microsoft.com/office/word/2012/wordml" xmlns:w16se="http://schemas.microsoft.com/office/word/2015/wordml/symex" xmlns:wpg="http://schemas.microsoft.com/office/word/2010/wordprocessingGroup" xmlns:wpi="http://schemas.microsoft.com/office/word/2010/wordprocessingInk" xmlns:wne="http://schemas.microsoft.com/office/word/2006/wordml" xmlns:wps="http://schemas.microsoft.com/office/word/2010/wordprocessingShape" mc:Ignorable="w14 w15 w16se wp14">
   <w:body>
     <w:p>
       <w:pPr>
@@ -305,27 +305,7 @@
           <w:sz w:val="22"/>
           <w:szCs w:val="22"/>
         </w:rPr>
-        <w:t>Общество с ограниченной ответственностью «</w:t>
-      </w:r>
-      <w:proofErr w:type="spellStart"/>
-      <w:r>
-        <w:rPr>
-          <w:b/>
-          <w:bCs/>
-          <w:sz w:val="22"/>
-          <w:szCs w:val="22"/>
-        </w:rPr>
-        <w:t>ФорМакс</w:t>
-      </w:r>
-      <w:proofErr w:type="spellEnd"/>
-      <w:r>
-        <w:rPr>
-          <w:b/>
-          <w:bCs/>
-          <w:sz w:val="22"/>
-          <w:szCs w:val="22"/>
-        </w:rPr>
-        <w:t>»</w:t>
+        <w:t>Общество с ограниченной ответственностью «ФорМакс»</w:t>
       </w:r>
       <w:r>
         <w:rPr>
@@ -370,21 +350,8 @@
           <w:szCs w:val="22"/>
           <w:shd w:val="clear" w:color="auto" w:fill="FFFFFF"/>
         </w:rPr>
-        <w:t xml:space="preserve">ой Риммы </w:t>
-      </w:r>
-      <w:proofErr w:type="spellStart"/>
-      <w:r>
-        <w:rPr>
-          <w:rStyle w:val="s1"/>
-          <w:b/>
-          <w:bCs/>
-          <w:sz w:val="22"/>
-          <w:szCs w:val="22"/>
-          <w:shd w:val="clear" w:color="auto" w:fill="FFFFFF"/>
-        </w:rPr>
-        <w:t>Ринатовны</w:t>
-      </w:r>
-      <w:proofErr w:type="spellEnd"/>
+        <w:t>ой Риммы Ринатовны</w:t>
+      </w:r>
       <w:r>
         <w:rPr>
           <w:bCs/>
@@ -1245,25 +1212,7 @@
           <w:sz w:val="22"/>
           <w:szCs w:val="22"/>
         </w:rPr>
-        <w:t xml:space="preserve">НДС не облагается на основании </w:t>
-      </w:r>
-      <w:proofErr w:type="spellStart"/>
-      <w:r>
-        <w:rPr>
-          <w:color w:val="000000"/>
-          <w:sz w:val="22"/>
-          <w:szCs w:val="22"/>
-        </w:rPr>
-        <w:t>пп</w:t>
-      </w:r>
-      <w:proofErr w:type="spellEnd"/>
-      <w:r>
-        <w:rPr>
-          <w:color w:val="000000"/>
-          <w:sz w:val="22"/>
-          <w:szCs w:val="22"/>
-        </w:rPr>
-        <w:t>. 26 п. 2 ст. 149 Налогового кодекса Российской Федерации</w:t>
+        <w:t>НДС не облагается на основании пп. 26 п. 2 ст. 149 Налогового кодекса Российской Федерации</w:t>
       </w:r>
       <w:r>
         <w:rPr>
@@ -1935,15 +1884,8 @@
               </w:rPr>
               <w:t xml:space="preserve"> {{INN}}</w:t>
             </w:r>
-            <w:r>
-              <w:rPr>
-                <w:bCs/>
-                <w:sz w:val="22"/>
-                <w:szCs w:val="22"/>
-                <w:lang w:val="en-US"/>
-              </w:rPr>
-              <w:t>/{{KPP}}</w:t>
-            </w:r>
+            <w:bookmarkStart w:id="0" w:name="_GoBack"/>
+            <w:bookmarkEnd w:id="0"/>
           </w:p>
         </w:tc>
       </w:tr>
@@ -1974,23 +1916,7 @@
                 <w:sz w:val="22"/>
                 <w:szCs w:val="22"/>
               </w:rPr>
-              <w:t xml:space="preserve">123060, г. Москва, </w:t>
-            </w:r>
-            <w:proofErr w:type="spellStart"/>
-            <w:r>
-              <w:rPr>
-                <w:sz w:val="22"/>
-                <w:szCs w:val="22"/>
-              </w:rPr>
-              <w:t>вн</w:t>
-            </w:r>
-            <w:proofErr w:type="spellEnd"/>
-            <w:r>
-              <w:rPr>
-                <w:sz w:val="22"/>
-                <w:szCs w:val="22"/>
-              </w:rPr>
-              <w:t xml:space="preserve">. тер. г. муниципальный округ Щукино, </w:t>
+              <w:t xml:space="preserve">123060, г. Москва, вн. тер. г. муниципальный округ Щукино, </w:t>
             </w:r>
           </w:p>
           <w:p>
@@ -2487,7 +2413,7 @@
 </file>
 
 <file path=word/endnotes.xml><?xml version="1.0" encoding="utf-8"?>
-<w:endnotes xmlns:wpc="http://schemas.microsoft.com/office/word/2010/wordprocessingCanvas" xmlns:cx="http://schemas.microsoft.com/office/drawing/2014/chartex" xmlns:cx1="http://schemas.microsoft.com/office/drawing/2015/9/8/chartex" xmlns:cx2="http://schemas.microsoft.com/office/drawing/2015/10/21/chartex" xmlns:cx3="http://schemas.microsoft.com/office/drawing/2016/5/9/chartex" xmlns:cx4="http://schemas.microsoft.com/office/drawing/2016/5/10/chartex" xmlns:cx5="http://schemas.microsoft.com/office/drawing/2016/5/11/chartex" xmlns:cx6="http://schemas.microsoft.com/office/drawing/2016/5/12/chartex" xmlns:cx7="http://schemas.microsoft.com/office/drawing/2016/5/13/chartex" xmlns:cx8="http://schemas.microsoft.com/office/drawing/2016/5/14/chartex" xmlns:mc="http://schemas.openxmlformats.org/markup-compatibility/2006" xmlns:aink="http://schemas.microsoft.com/office/drawing/2016/ink" xmlns:am3d="http://schemas.microsoft.com/office/drawing/2017/model3d" xmlns:o="urn:schemas-microsoft-com:office:office" xmlns:oel="http://schemas.microsoft.com/office/2019/extlst" xmlns:r="http://schemas.openxmlformats.org/officeDocument/2006/relationships" xmlns:m="http://schemas.openxmlformats.org/officeDocument/2006/math" xmlns:v="urn:schemas-microsoft-com:vml" xmlns:wp14="http://schemas.microsoft.com/office/word/2010/wordprocessingDrawing" xmlns:wp="http://schemas.openxmlformats.org/drawingml/2006/wordprocessingDrawing" xmlns:w10="urn:schemas-microsoft-com:office:word" xmlns:w="http://schemas.openxmlformats.org/wordprocessingml/2006/main" xmlns:w14="http://schemas.microsoft.com/office/word/2010/wordml" xmlns:w15="http://schemas.microsoft.com/office/word/2012/wordml" xmlns:w16cex="http://schemas.microsoft.com/office/word/2018/wordml/cex" xmlns:w16cid="http://schemas.microsoft.com/office/word/2016/wordml/cid" xmlns:w16="http://schemas.microsoft.com/office/word/2018/wordml" xmlns:w16sdtdh="http://schemas.microsoft.com/office/word/2020/wordml/sdtdatahash" xmlns:w16se="http://schemas.microsoft.com/office/word/2015/wordml/symex" xmlns:wpg="http://schemas.microsoft.com/office/word/2010/wordprocessingGroup" xmlns:wpi="http://schemas.microsoft.com/office/word/2010/wordprocessingInk" xmlns:wne="http://schemas.microsoft.com/office/word/2006/wordml" xmlns:wps="http://schemas.microsoft.com/office/word/2010/wordprocessingShape" mc:Ignorable="w14 w15 w16se w16cid w16 w16cex w16sdtdh wp14">
+<w:endnotes xmlns:wpc="http://schemas.microsoft.com/office/word/2010/wordprocessingCanvas" xmlns:cx="http://schemas.microsoft.com/office/drawing/2014/chartex" xmlns:cx1="http://schemas.microsoft.com/office/drawing/2015/9/8/chartex" xmlns:mc="http://schemas.openxmlformats.org/markup-compatibility/2006" xmlns:o="urn:schemas-microsoft-com:office:office" xmlns:r="http://schemas.openxmlformats.org/officeDocument/2006/relationships" xmlns:m="http://schemas.openxmlformats.org/officeDocument/2006/math" xmlns:v="urn:schemas-microsoft-com:vml" xmlns:wp14="http://schemas.microsoft.com/office/word/2010/wordprocessingDrawing" xmlns:wp="http://schemas.openxmlformats.org/drawingml/2006/wordprocessingDrawing" xmlns:w10="urn:schemas-microsoft-com:office:word" xmlns:w="http://schemas.openxmlformats.org/wordprocessingml/2006/main" xmlns:w14="http://schemas.microsoft.com/office/word/2010/wordml" xmlns:w15="http://schemas.microsoft.com/office/word/2012/wordml" xmlns:w16se="http://schemas.microsoft.com/office/word/2015/wordml/symex" xmlns:wpg="http://schemas.microsoft.com/office/word/2010/wordprocessingGroup" xmlns:wpi="http://schemas.microsoft.com/office/word/2010/wordprocessingInk" xmlns:wne="http://schemas.microsoft.com/office/word/2006/wordml" xmlns:wps="http://schemas.microsoft.com/office/word/2010/wordprocessingShape" mc:Ignorable="w14 w15 w16se wp14">
   <w:endnote w:type="separator" w:id="-1">
     <w:p>
       <w:r>
@@ -2506,7 +2432,7 @@
 </file>
 
 <file path=word/footnotes.xml><?xml version="1.0" encoding="utf-8"?>
-<w:footnotes xmlns:wpc="http://schemas.microsoft.com/office/word/2010/wordprocessingCanvas" xmlns:cx="http://schemas.microsoft.com/office/drawing/2014/chartex" xmlns:cx1="http://schemas.microsoft.com/office/drawing/2015/9/8/chartex" xmlns:cx2="http://schemas.microsoft.com/office/drawing/2015/10/21/chartex" xmlns:cx3="http://schemas.microsoft.com/office/drawing/2016/5/9/chartex" xmlns:cx4="http://schemas.microsoft.com/office/drawing/2016/5/10/chartex" xmlns:cx5="http://schemas.microsoft.com/office/drawing/2016/5/11/chartex" xmlns:cx6="http://schemas.microsoft.com/office/drawing/2016/5/12/chartex" xmlns:cx7="http://schemas.microsoft.com/office/drawing/2016/5/13/chartex" xmlns:cx8="http://schemas.microsoft.com/office/drawing/2016/5/14/chartex" xmlns:mc="http://schemas.openxmlformats.org/markup-compatibility/2006" xmlns:aink="http://schemas.microsoft.com/office/drawing/2016/ink" xmlns:am3d="http://schemas.microsoft.com/office/drawing/2017/model3d" xmlns:o="urn:schemas-microsoft-com:office:office" xmlns:oel="http://schemas.microsoft.com/office/2019/extlst" xmlns:r="http://schemas.openxmlformats.org/officeDocument/2006/relationships" xmlns:m="http://schemas.openxmlformats.org/officeDocument/2006/math" xmlns:v="urn:schemas-microsoft-com:vml" xmlns:wp14="http://schemas.microsoft.com/office/word/2010/wordprocessingDrawing" xmlns:wp="http://schemas.openxmlformats.org/drawingml/2006/wordprocessingDrawing" xmlns:w10="urn:schemas-microsoft-com:office:word" xmlns:w="http://schemas.openxmlformats.org/wordprocessingml/2006/main" xmlns:w14="http://schemas.microsoft.com/office/word/2010/wordml" xmlns:w15="http://schemas.microsoft.com/office/word/2012/wordml" xmlns:w16cex="http://schemas.microsoft.com/office/word/2018/wordml/cex" xmlns:w16cid="http://schemas.microsoft.com/office/word/2016/wordml/cid" xmlns:w16="http://schemas.microsoft.com/office/word/2018/wordml" xmlns:w16sdtdh="http://schemas.microsoft.com/office/word/2020/wordml/sdtdatahash" xmlns:w16se="http://schemas.microsoft.com/office/word/2015/wordml/symex" xmlns:wpg="http://schemas.microsoft.com/office/word/2010/wordprocessingGroup" xmlns:wpi="http://schemas.microsoft.com/office/word/2010/wordprocessingInk" xmlns:wne="http://schemas.microsoft.com/office/word/2006/wordml" xmlns:wps="http://schemas.microsoft.com/office/word/2010/wordprocessingShape" mc:Ignorable="w14 w15 w16se w16cid w16 w16cex w16sdtdh wp14">
+<w:footnotes xmlns:wpc="http://schemas.microsoft.com/office/word/2010/wordprocessingCanvas" xmlns:cx="http://schemas.microsoft.com/office/drawing/2014/chartex" xmlns:cx1="http://schemas.microsoft.com/office/drawing/2015/9/8/chartex" xmlns:mc="http://schemas.openxmlformats.org/markup-compatibility/2006" xmlns:o="urn:schemas-microsoft-com:office:office" xmlns:r="http://schemas.openxmlformats.org/officeDocument/2006/relationships" xmlns:m="http://schemas.openxmlformats.org/officeDocument/2006/math" xmlns:v="urn:schemas-microsoft-com:vml" xmlns:wp14="http://schemas.microsoft.com/office/word/2010/wordprocessingDrawing" xmlns:wp="http://schemas.openxmlformats.org/drawingml/2006/wordprocessingDrawing" xmlns:w10="urn:schemas-microsoft-com:office:word" xmlns:w="http://schemas.openxmlformats.org/wordprocessingml/2006/main" xmlns:w14="http://schemas.microsoft.com/office/word/2010/wordml" xmlns:w15="http://schemas.microsoft.com/office/word/2012/wordml" xmlns:w16se="http://schemas.microsoft.com/office/word/2015/wordml/symex" xmlns:wpg="http://schemas.microsoft.com/office/word/2010/wordprocessingGroup" xmlns:wpi="http://schemas.microsoft.com/office/word/2010/wordprocessingInk" xmlns:wne="http://schemas.microsoft.com/office/word/2006/wordml" xmlns:wps="http://schemas.microsoft.com/office/word/2010/wordprocessingShape" mc:Ignorable="w14 w15 w16se wp14">
   <w:footnote w:type="separator" w:id="-1">
     <w:p>
       <w:r>
@@ -2525,7 +2451,7 @@
 </file>
 
 <file path=word/numbering.xml><?xml version="1.0" encoding="utf-8"?>
-<w:numbering xmlns:wpc="http://schemas.microsoft.com/office/word/2010/wordprocessingCanvas" xmlns:cx="http://schemas.microsoft.com/office/drawing/2014/chartex" xmlns:cx1="http://schemas.microsoft.com/office/drawing/2015/9/8/chartex" xmlns:cx2="http://schemas.microsoft.com/office/drawing/2015/10/21/chartex" xmlns:cx3="http://schemas.microsoft.com/office/drawing/2016/5/9/chartex" xmlns:cx4="http://schemas.microsoft.com/office/drawing/2016/5/10/chartex" xmlns:cx5="http://schemas.microsoft.com/office/drawing/2016/5/11/chartex" xmlns:cx6="http://schemas.microsoft.com/office/drawing/2016/5/12/chartex" xmlns:cx7="http://schemas.microsoft.com/office/drawing/2016/5/13/chartex" xmlns:cx8="http://schemas.microsoft.com/office/drawing/2016/5/14/chartex" xmlns:mc="http://schemas.openxmlformats.org/markup-compatibility/2006" xmlns:aink="http://schemas.microsoft.com/office/drawing/2016/ink" xmlns:am3d="http://schemas.microsoft.com/office/drawing/2017/model3d" xmlns:o="urn:schemas-microsoft-com:office:office" xmlns:oel="http://schemas.microsoft.com/office/2019/extlst" xmlns:r="http://schemas.openxmlformats.org/officeDocument/2006/relationships" xmlns:m="http://schemas.openxmlformats.org/officeDocument/2006/math" xmlns:v="urn:schemas-microsoft-com:vml" xmlns:wp14="http://schemas.microsoft.com/office/word/2010/wordprocessingDrawing" xmlns:wp="http://schemas.openxmlformats.org/drawingml/2006/wordprocessingDrawing" xmlns:w10="urn:schemas-microsoft-com:office:word" xmlns:w="http://schemas.openxmlformats.org/wordprocessingml/2006/main" xmlns:w14="http://schemas.microsoft.com/office/word/2010/wordml" xmlns:w15="http://schemas.microsoft.com/office/word/2012/wordml" xmlns:w16cex="http://schemas.microsoft.com/office/word/2018/wordml/cex" xmlns:w16cid="http://schemas.microsoft.com/office/word/2016/wordml/cid" xmlns:w16="http://schemas.microsoft.com/office/word/2018/wordml" xmlns:w16sdtdh="http://schemas.microsoft.com/office/word/2020/wordml/sdtdatahash" xmlns:w16se="http://schemas.microsoft.com/office/word/2015/wordml/symex" xmlns:wpg="http://schemas.microsoft.com/office/word/2010/wordprocessingGroup" xmlns:wpi="http://schemas.microsoft.com/office/word/2010/wordprocessingInk" xmlns:wne="http://schemas.microsoft.com/office/word/2006/wordml" xmlns:wps="http://schemas.microsoft.com/office/word/2010/wordprocessingShape" mc:Ignorable="w14 w15 w16se w16cid w16 w16cex w16sdtdh wp14">
+<w:numbering xmlns:wpc="http://schemas.microsoft.com/office/word/2010/wordprocessingCanvas" xmlns:cx="http://schemas.microsoft.com/office/drawing/2014/chartex" xmlns:cx1="http://schemas.microsoft.com/office/drawing/2015/9/8/chartex" xmlns:mc="http://schemas.openxmlformats.org/markup-compatibility/2006" xmlns:o="urn:schemas-microsoft-com:office:office" xmlns:r="http://schemas.openxmlformats.org/officeDocument/2006/relationships" xmlns:m="http://schemas.openxmlformats.org/officeDocument/2006/math" xmlns:v="urn:schemas-microsoft-com:vml" xmlns:wp14="http://schemas.microsoft.com/office/word/2010/wordprocessingDrawing" xmlns:wp="http://schemas.openxmlformats.org/drawingml/2006/wordprocessingDrawing" xmlns:w10="urn:schemas-microsoft-com:office:word" xmlns:w="http://schemas.openxmlformats.org/wordprocessingml/2006/main" xmlns:w14="http://schemas.microsoft.com/office/word/2010/wordml" xmlns:w15="http://schemas.microsoft.com/office/word/2012/wordml" xmlns:w16se="http://schemas.microsoft.com/office/word/2015/wordml/symex" xmlns:wpg="http://schemas.microsoft.com/office/word/2010/wordprocessingGroup" xmlns:wpi="http://schemas.microsoft.com/office/word/2010/wordprocessingInk" xmlns:wne="http://schemas.microsoft.com/office/word/2006/wordml" xmlns:wps="http://schemas.microsoft.com/office/word/2010/wordprocessingShape" mc:Ignorable="w14 w15 w16se wp14">
   <w:abstractNum w:abstractNumId="0" w15:restartNumberingAfterBreak="0">
     <w:nsid w:val="4377743B"/>
     <w:multiLevelType w:val="hybridMultilevel"/>
@@ -3008,19 +2934,19 @@
       </w:pPr>
     </w:lvl>
   </w:abstractNum>
-  <w:num w:numId="1" w16cid:durableId="528568559">
+  <w:num w:numId="1">
     <w:abstractNumId w:val="4"/>
   </w:num>
-  <w:num w:numId="2" w16cid:durableId="1057168812">
+  <w:num w:numId="2">
     <w:abstractNumId w:val="2"/>
   </w:num>
-  <w:num w:numId="3" w16cid:durableId="1636377314">
+  <w:num w:numId="3">
     <w:abstractNumId w:val="1"/>
   </w:num>
-  <w:num w:numId="4" w16cid:durableId="1741519899">
+  <w:num w:numId="4">
     <w:abstractNumId w:val="0"/>
   </w:num>
-  <w:num w:numId="5" w16cid:durableId="695082981">
+  <w:num w:numId="5">
     <w:abstractNumId w:val="3"/>
     <w:lvlOverride w:ilvl="0">
       <w:startOverride w:val="1"/>
@@ -3054,7 +2980,7 @@
 </file>
 
 <file path=word/styles.xml><?xml version="1.0" encoding="utf-8"?>
-<w:styles xmlns:mc="http://schemas.openxmlformats.org/markup-compatibility/2006" xmlns:r="http://schemas.openxmlformats.org/officeDocument/2006/relationships" xmlns:w="http://schemas.openxmlformats.org/wordprocessingml/2006/main" xmlns:w14="http://schemas.microsoft.com/office/word/2010/wordml" xmlns:w15="http://schemas.microsoft.com/office/word/2012/wordml" xmlns:w16cex="http://schemas.microsoft.com/office/word/2018/wordml/cex" xmlns:w16cid="http://schemas.microsoft.com/office/word/2016/wordml/cid" xmlns:w16="http://schemas.microsoft.com/office/word/2018/wordml" xmlns:w16sdtdh="http://schemas.microsoft.com/office/word/2020/wordml/sdtdatahash" xmlns:w16se="http://schemas.microsoft.com/office/word/2015/wordml/symex" mc:Ignorable="w14 w15 w16se w16cid w16 w16cex w16sdtdh">
+<w:styles xmlns:mc="http://schemas.openxmlformats.org/markup-compatibility/2006" xmlns:r="http://schemas.openxmlformats.org/officeDocument/2006/relationships" xmlns:w="http://schemas.openxmlformats.org/wordprocessingml/2006/main" xmlns:w14="http://schemas.microsoft.com/office/word/2010/wordml" xmlns:w15="http://schemas.microsoft.com/office/word/2012/wordml" xmlns:w16se="http://schemas.microsoft.com/office/word/2015/wordml/symex" mc:Ignorable="w14 w15 w16se">
   <w:docDefaults>
     <w:rPrDefault>
       <w:rPr>
@@ -3070,7 +2996,7 @@
       </w:pPr>
     </w:pPrDefault>
   </w:docDefaults>
-  <w:latentStyles w:defLockedState="0" w:defUIPriority="99" w:defSemiHidden="0" w:defUnhideWhenUsed="0" w:defQFormat="0" w:count="376">
+  <w:latentStyles w:defLockedState="0" w:defUIPriority="99" w:defSemiHidden="0" w:defUnhideWhenUsed="0" w:defQFormat="0" w:count="371">
     <w:lsdException w:name="Normal" w:uiPriority="0" w:qFormat="1"/>
     <w:lsdException w:name="heading 1" w:uiPriority="9" w:qFormat="1"/>
     <w:lsdException w:name="heading 2" w:semiHidden="1" w:uiPriority="9" w:unhideWhenUsed="1" w:qFormat="1"/>
@@ -3442,11 +3368,6 @@
     <w:lsdException w:name="List Table 5 Dark Accent 6" w:uiPriority="50"/>
     <w:lsdException w:name="List Table 6 Colorful Accent 6" w:uiPriority="51"/>
     <w:lsdException w:name="List Table 7 Colorful Accent 6" w:uiPriority="52"/>
-    <w:lsdException w:name="Mention" w:semiHidden="1" w:unhideWhenUsed="1"/>
-    <w:lsdException w:name="Smart Hyperlink" w:semiHidden="1" w:unhideWhenUsed="1"/>
-    <w:lsdException w:name="Hashtag" w:semiHidden="1" w:unhideWhenUsed="1"/>
-    <w:lsdException w:name="Unresolved Mention" w:semiHidden="1" w:unhideWhenUsed="1"/>
-    <w:lsdException w:name="Smart Link" w:semiHidden="1" w:unhideWhenUsed="1"/>
   </w:latentStyles>
   <w:style w:type="paragraph" w:default="1" w:styleId="a">
     <w:name w:val="Normal"/>
